--- a/labs/Outreach-HorseGaits/Horse_Gait_Lab_Worksheet.docx
+++ b/labs/Outreach-HorseGaits/Horse_Gait_Lab_Worksheet.docx
@@ -49,7 +49,7 @@
                 <w:sz w:val="18"/>
                 <w:szCs w:val="18"/>
               </w:rPr>
-              <w:t xml:space="preserve">SONIA KOVALEVSKY DAY · 2026</w:t>
+              <w:t xml:space="preserve">TUCSON HIGH SCHOOL · 2026</w:t>
             </w:r>
           </w:p>
           <w:p>
@@ -301,7 +301,7 @@
           <w:sz w:val="22"/>
           <w:szCs w:val="22"/>
         </w:rPr>
-        <w:t xml:space="preserve">Open the app on your phone. Tap Walk. Watch the horse, the footfall strip, and the phase circle. Now you are ready.</w:t>
+        <w:t xml:space="preserve">Open the app on your phone. Tap Walk. Watch the horse, the footfall strip, and the phase clock. Now you are ready.</w:t>
       </w:r>
     </w:p>
     <w:p>
@@ -406,7 +406,7 @@
           <w:sz w:val="22"/>
           <w:szCs w:val="22"/>
         </w:rPr>
-        <w:t xml:space="preserve">Cycle through each gait. Watch the footfall strip (the scrolling diagram under the horse) for a few seconds. Then describe the rhythm in words — no jargon needed.</w:t>
+        <w:t xml:space="preserve">Cycle through each gait. Turn on Hoofbeats (the 🔊 button) and watch the footfall strip (the scrolling diagram under the horse) for a few seconds. Then describe the rhythm in words — no jargon needed.</w:t>
       </w:r>
     </w:p>
     <w:tbl>
@@ -809,7 +809,7 @@
                 <w:sz w:val="22"/>
                 <w:szCs w:val="22"/>
               </w:rPr>
-              <w:t xml:space="preserve">Bound</w:t>
+              <w:t xml:space="preserve">Canter</w:t>
             </w:r>
           </w:p>
         </w:tc>
@@ -1582,7 +1582,7 @@
                 <w:sz w:val="26"/>
                 <w:szCs w:val="26"/>
               </w:rPr>
-              <w:t xml:space="preserve">Build a canter — then invent your own</w:t>
+              <w:t xml:space="preserve">Construct the bound — then invent your own</w:t>
             </w:r>
           </w:p>
         </w:tc>
@@ -1599,7 +1599,7 @@
           <w:sz w:val="22"/>
           <w:szCs w:val="22"/>
         </w:rPr>
-        <w:t xml:space="preserve">The canter is a real 3-beat asymmetric gait. In a </w:t>
+        <w:t xml:space="preserve">The trot pairs the diagonal legs. The pace pairs the same-side legs. There is a third way to pair four legs two-by-two — both fronts together, both hinds together. That gait is the </w:t>
       </w:r>
       <w:r>
         <w:rPr>
@@ -1610,16 +1610,16 @@
           <w:sz w:val="22"/>
           <w:szCs w:val="22"/>
         </w:rPr>
-        <w:t xml:space="preserve">right-lead canter</w:t>
-      </w:r>
-      <w:r>
-        <w:rPr>
-          <w:rFonts w:ascii="Calibri" w:cs="Calibri" w:eastAsia="Calibri" w:hAnsi="Calibri"/>
-          <w:color w:val="2E1F14"/>
-          <w:sz w:val="22"/>
-          <w:szCs w:val="22"/>
-        </w:rPr>
-        <w:t xml:space="preserve">, the left hind hits first, then the right hind and left front together (as a diagonal pair), then the right front. After that last beat there is a gap — all four feet in the air — before the next stride begins.</w:t>
+        <w:t xml:space="preserve">bound</w:t>
+      </w:r>
+      <w:r>
+        <w:rPr>
+          <w:rFonts w:ascii="Calibri" w:cs="Calibri" w:eastAsia="Calibri" w:hAnsi="Calibri"/>
+          <w:color w:val="2E1F14"/>
+          <w:sz w:val="22"/>
+          <w:szCs w:val="22"/>
+        </w:rPr>
+        <w:t xml:space="preserve">, the way rabbits and weasels travel. (The same front-pair/hind-pair idea lives inside a horse's gallop.)</w:t>
       </w:r>
     </w:p>
     <w:p>
@@ -1633,319 +1633,7 @@
           <w:sz w:val="22"/>
           <w:szCs w:val="22"/>
         </w:rPr>
-        <w:t xml:space="preserve">Starting from Walk, tap </w:t>
-      </w:r>
-      <w:r>
-        <w:rPr>
-          <w:rFonts w:ascii="Calibri" w:cs="Calibri" w:eastAsia="Calibri" w:hAnsi="Calibri"/>
-          <w:i/>
-          <w:iCs/>
-          <w:color w:val="2E1F14"/>
-          <w:sz w:val="22"/>
-          <w:szCs w:val="22"/>
-        </w:rPr>
-        <w:t xml:space="preserve">Show custom phase sliders</w:t>
-      </w:r>
-      <w:r>
-        <w:rPr>
-          <w:rFonts w:ascii="Calibri" w:cs="Calibri" w:eastAsia="Calibri" w:hAnsi="Calibri"/>
-          <w:color w:val="2E1F14"/>
-          <w:sz w:val="22"/>
-          <w:szCs w:val="22"/>
-        </w:rPr>
-        <w:t xml:space="preserve">. The LH phase is always 0. Set the other three offsets to these target values, then lower the duty factor to create a suspension:</w:t>
-      </w:r>
-    </w:p>
-    <w:tbl>
-      <w:tblPr>
-        <w:tblW w:type="dxa" w:w="10080"/>
-        <w:tblBorders>
-          <w:top w:val="single" w:color="auto" w:sz="4"/>
-          <w:left w:val="single" w:color="auto" w:sz="4"/>
-          <w:bottom w:val="single" w:color="auto" w:sz="4"/>
-          <w:right w:val="single" w:color="auto" w:sz="4"/>
-          <w:insideH w:val="single" w:color="auto" w:sz="4"/>
-          <w:insideV w:val="single" w:color="auto" w:sz="4"/>
-        </w:tblBorders>
-      </w:tblPr>
-      <w:tblGrid>
-        <w:gridCol w:w="2520"/>
-        <w:gridCol w:w="2520"/>
-        <w:gridCol w:w="2520"/>
-        <w:gridCol w:w="2520"/>
-      </w:tblGrid>
-      <w:tr>
-        <w:trPr>
-          <w:tblHeader/>
-        </w:trPr>
-        <w:tc>
-          <w:tcPr>
-            <w:tcW w:type="dxa" w:w="2520"/>
-            <w:tcBorders>
-              <w:top w:val="single" w:color="D6C9B0" w:sz="6"/>
-              <w:left w:val="single" w:color="D6C9B0" w:sz="6"/>
-              <w:bottom w:val="single" w:color="D6C9B0" w:sz="6"/>
-              <w:right w:val="single" w:color="D6C9B0" w:sz="6"/>
-            </w:tcBorders>
-            <w:shd w:fill="F6EFE1" w:val="clear"/>
-            <w:tcMar>
-              <w:top w:type="dxa" w:w="120"/>
-              <w:left w:type="dxa" w:w="160"/>
-              <w:bottom w:type="dxa" w:w="120"/>
-              <w:right w:type="dxa" w:w="160"/>
-            </w:tcMar>
-          </w:tcPr>
-          <w:p>
-            <w:r>
-              <w:rPr>
-                <w:rFonts w:ascii="Calibri" w:cs="Calibri" w:eastAsia="Calibri" w:hAnsi="Calibri"/>
-                <w:b/>
-                <w:bCs/>
-                <w:color w:val="2E1F14"/>
-                <w:sz w:val="20"/>
-                <w:szCs w:val="20"/>
-              </w:rPr>
-              <w:t xml:space="preserve">LH offset</w:t>
-            </w:r>
-          </w:p>
-        </w:tc>
-        <w:tc>
-          <w:tcPr>
-            <w:tcW w:type="dxa" w:w="2520"/>
-            <w:tcBorders>
-              <w:top w:val="single" w:color="D6C9B0" w:sz="6"/>
-              <w:left w:val="single" w:color="D6C9B0" w:sz="6"/>
-              <w:bottom w:val="single" w:color="D6C9B0" w:sz="6"/>
-              <w:right w:val="single" w:color="D6C9B0" w:sz="6"/>
-            </w:tcBorders>
-            <w:shd w:fill="F6EFE1" w:val="clear"/>
-            <w:tcMar>
-              <w:top w:type="dxa" w:w="120"/>
-              <w:left w:type="dxa" w:w="160"/>
-              <w:bottom w:type="dxa" w:w="120"/>
-              <w:right w:type="dxa" w:w="160"/>
-            </w:tcMar>
-          </w:tcPr>
-          <w:p>
-            <w:r>
-              <w:rPr>
-                <w:rFonts w:ascii="Calibri" w:cs="Calibri" w:eastAsia="Calibri" w:hAnsi="Calibri"/>
-                <w:b/>
-                <w:bCs/>
-                <w:color w:val="2E1F14"/>
-                <w:sz w:val="20"/>
-                <w:szCs w:val="20"/>
-              </w:rPr>
-              <w:t xml:space="preserve">RH offset</w:t>
-            </w:r>
-          </w:p>
-        </w:tc>
-        <w:tc>
-          <w:tcPr>
-            <w:tcW w:type="dxa" w:w="2520"/>
-            <w:tcBorders>
-              <w:top w:val="single" w:color="D6C9B0" w:sz="6"/>
-              <w:left w:val="single" w:color="D6C9B0" w:sz="6"/>
-              <w:bottom w:val="single" w:color="D6C9B0" w:sz="6"/>
-              <w:right w:val="single" w:color="D6C9B0" w:sz="6"/>
-            </w:tcBorders>
-            <w:shd w:fill="F6EFE1" w:val="clear"/>
-            <w:tcMar>
-              <w:top w:type="dxa" w:w="120"/>
-              <w:left w:type="dxa" w:w="160"/>
-              <w:bottom w:type="dxa" w:w="120"/>
-              <w:right w:type="dxa" w:w="160"/>
-            </w:tcMar>
-          </w:tcPr>
-          <w:p>
-            <w:r>
-              <w:rPr>
-                <w:rFonts w:ascii="Calibri" w:cs="Calibri" w:eastAsia="Calibri" w:hAnsi="Calibri"/>
-                <w:b/>
-                <w:bCs/>
-                <w:color w:val="2E1F14"/>
-                <w:sz w:val="20"/>
-                <w:szCs w:val="20"/>
-              </w:rPr>
-              <w:t xml:space="preserve">LF offset</w:t>
-            </w:r>
-          </w:p>
-        </w:tc>
-        <w:tc>
-          <w:tcPr>
-            <w:tcW w:type="dxa" w:w="2520"/>
-            <w:tcBorders>
-              <w:top w:val="single" w:color="D6C9B0" w:sz="6"/>
-              <w:left w:val="single" w:color="D6C9B0" w:sz="6"/>
-              <w:bottom w:val="single" w:color="D6C9B0" w:sz="6"/>
-              <w:right w:val="single" w:color="D6C9B0" w:sz="6"/>
-            </w:tcBorders>
-            <w:shd w:fill="F6EFE1" w:val="clear"/>
-            <w:tcMar>
-              <w:top w:type="dxa" w:w="120"/>
-              <w:left w:type="dxa" w:w="160"/>
-              <w:bottom w:type="dxa" w:w="120"/>
-              <w:right w:type="dxa" w:w="160"/>
-            </w:tcMar>
-          </w:tcPr>
-          <w:p>
-            <w:r>
-              <w:rPr>
-                <w:rFonts w:ascii="Calibri" w:cs="Calibri" w:eastAsia="Calibri" w:hAnsi="Calibri"/>
-                <w:b/>
-                <w:bCs/>
-                <w:color w:val="2E1F14"/>
-                <w:sz w:val="20"/>
-                <w:szCs w:val="20"/>
-              </w:rPr>
-              <w:t xml:space="preserve">RF offset</w:t>
-            </w:r>
-          </w:p>
-        </w:tc>
-      </w:tr>
-      <w:tr>
-        <w:tc>
-          <w:tcPr>
-            <w:tcW w:type="dxa" w:w="2520"/>
-            <w:tcBorders>
-              <w:top w:val="single" w:color="D6C9B0" w:sz="6"/>
-              <w:left w:val="single" w:color="D6C9B0" w:sz="6"/>
-              <w:bottom w:val="single" w:color="D6C9B0" w:sz="6"/>
-              <w:right w:val="single" w:color="D6C9B0" w:sz="6"/>
-            </w:tcBorders>
-            <w:tcMar>
-              <w:top w:type="dxa" w:w="120"/>
-              <w:left w:type="dxa" w:w="160"/>
-              <w:bottom w:type="dxa" w:w="120"/>
-              <w:right w:type="dxa" w:w="160"/>
-            </w:tcMar>
-          </w:tcPr>
-          <w:p>
-            <w:pPr>
-              <w:spacing w:after="100" w:before="100"/>
-              <w:jc w:val="center"/>
-            </w:pPr>
-            <w:r>
-              <w:rPr>
-                <w:rFonts w:ascii="Calibri" w:cs="Calibri" w:eastAsia="Calibri" w:hAnsi="Calibri"/>
-                <w:color w:val="2E1F14"/>
-                <w:sz w:val="22"/>
-                <w:szCs w:val="22"/>
-              </w:rPr>
-              <w:t xml:space="preserve">0 (fixed)</w:t>
-            </w:r>
-          </w:p>
-        </w:tc>
-        <w:tc>
-          <w:tcPr>
-            <w:tcW w:type="dxa" w:w="2520"/>
-            <w:tcBorders>
-              <w:top w:val="single" w:color="D6C9B0" w:sz="6"/>
-              <w:left w:val="single" w:color="D6C9B0" w:sz="6"/>
-              <w:bottom w:val="single" w:color="D6C9B0" w:sz="6"/>
-              <w:right w:val="single" w:color="D6C9B0" w:sz="6"/>
-            </w:tcBorders>
-            <w:tcMar>
-              <w:top w:type="dxa" w:w="120"/>
-              <w:left w:type="dxa" w:w="160"/>
-              <w:bottom w:type="dxa" w:w="120"/>
-              <w:right w:type="dxa" w:w="160"/>
-            </w:tcMar>
-          </w:tcPr>
-          <w:p>
-            <w:pPr>
-              <w:spacing w:after="100" w:before="100"/>
-              <w:jc w:val="center"/>
-            </w:pPr>
-            <w:r>
-              <w:rPr>
-                <w:rFonts w:ascii="Calibri" w:cs="Calibri" w:eastAsia="Calibri" w:hAnsi="Calibri"/>
-                <w:color w:val="2E1F14"/>
-                <w:sz w:val="22"/>
-                <w:szCs w:val="22"/>
-              </w:rPr>
-              <w:t xml:space="preserve">0.25</w:t>
-            </w:r>
-          </w:p>
-        </w:tc>
-        <w:tc>
-          <w:tcPr>
-            <w:tcW w:type="dxa" w:w="2520"/>
-            <w:tcBorders>
-              <w:top w:val="single" w:color="D6C9B0" w:sz="6"/>
-              <w:left w:val="single" w:color="D6C9B0" w:sz="6"/>
-              <w:bottom w:val="single" w:color="D6C9B0" w:sz="6"/>
-              <w:right w:val="single" w:color="D6C9B0" w:sz="6"/>
-            </w:tcBorders>
-            <w:tcMar>
-              <w:top w:type="dxa" w:w="120"/>
-              <w:left w:type="dxa" w:w="160"/>
-              <w:bottom w:type="dxa" w:w="120"/>
-              <w:right w:type="dxa" w:w="160"/>
-            </w:tcMar>
-          </w:tcPr>
-          <w:p>
-            <w:pPr>
-              <w:spacing w:after="100" w:before="100"/>
-              <w:jc w:val="center"/>
-            </w:pPr>
-            <w:r>
-              <w:rPr>
-                <w:rFonts w:ascii="Calibri" w:cs="Calibri" w:eastAsia="Calibri" w:hAnsi="Calibri"/>
-                <w:color w:val="2E1F14"/>
-                <w:sz w:val="22"/>
-                <w:szCs w:val="22"/>
-              </w:rPr>
-              <w:t xml:space="preserve">0.25</w:t>
-            </w:r>
-          </w:p>
-        </w:tc>
-        <w:tc>
-          <w:tcPr>
-            <w:tcW w:type="dxa" w:w="2520"/>
-            <w:tcBorders>
-              <w:top w:val="single" w:color="D6C9B0" w:sz="6"/>
-              <w:left w:val="single" w:color="D6C9B0" w:sz="6"/>
-              <w:bottom w:val="single" w:color="D6C9B0" w:sz="6"/>
-              <w:right w:val="single" w:color="D6C9B0" w:sz="6"/>
-            </w:tcBorders>
-            <w:tcMar>
-              <w:top w:type="dxa" w:w="120"/>
-              <w:left w:type="dxa" w:w="160"/>
-              <w:bottom w:type="dxa" w:w="120"/>
-              <w:right w:type="dxa" w:w="160"/>
-            </w:tcMar>
-          </w:tcPr>
-          <w:p>
-            <w:pPr>
-              <w:spacing w:after="100" w:before="100"/>
-              <w:jc w:val="center"/>
-            </w:pPr>
-            <w:r>
-              <w:rPr>
-                <w:rFonts w:ascii="Calibri" w:cs="Calibri" w:eastAsia="Calibri" w:hAnsi="Calibri"/>
-                <w:color w:val="2E1F14"/>
-                <w:sz w:val="22"/>
-                <w:szCs w:val="22"/>
-              </w:rPr>
-              <w:t xml:space="preserve">0.50</w:t>
-            </w:r>
-          </w:p>
-        </w:tc>
-      </w:tr>
-    </w:tbl>
-    <w:p>
-      <w:pPr>
-        <w:spacing w:after="80" w:line="280"/>
-      </w:pPr>
-      <w:r>
-        <w:rPr>
-          <w:rFonts w:ascii="Calibri" w:cs="Calibri" w:eastAsia="Calibri" w:hAnsi="Calibri"/>
-          <w:color w:val="2E1F14"/>
-          <w:sz w:val="22"/>
-          <w:szCs w:val="22"/>
-        </w:rPr>
-        <w:t xml:space="preserve">Now drop the </w:t>
+        <w:t xml:space="preserve">The app has </w:t>
       </w:r>
       <w:r>
         <w:rPr>
@@ -1956,16 +1644,30 @@
           <w:sz w:val="22"/>
           <w:szCs w:val="22"/>
         </w:rPr>
-        <w:t xml:space="preserve">duty factor</w:t>
-      </w:r>
-      <w:r>
-        <w:rPr>
-          <w:rFonts w:ascii="Calibri" w:cs="Calibri" w:eastAsia="Calibri" w:hAnsi="Calibri"/>
-          <w:color w:val="2E1F14"/>
-          <w:sz w:val="22"/>
-          <w:szCs w:val="22"/>
-        </w:rPr>
-        <w:t xml:space="preserve"> slider until you see a gap where no hooves are on the ground. You just built a canter with suspension. What duty factor did you use?  Duty ≈  _______</w:t>
+        <w:t xml:space="preserve">no Bound button</w:t>
+      </w:r>
+      <w:r>
+        <w:rPr>
+          <w:rFonts w:ascii="Calibri" w:cs="Calibri" w:eastAsia="Calibri" w:hAnsi="Calibri"/>
+          <w:color w:val="2E1F14"/>
+          <w:sz w:val="22"/>
+          <w:szCs w:val="22"/>
+        </w:rPr>
+        <w:t xml:space="preserve"> — so you must construct it yourself. Start from Walk. The LH phase is always 0; it is the reference leg. Use the RH, LF, and RF phase sliders to set the other three offsets.</w:t>
+      </w:r>
+    </w:p>
+    <w:p>
+      <w:pPr>
+        <w:spacing w:after="80" w:line="280"/>
+      </w:pPr>
+      <w:r>
+        <w:rPr>
+          <w:rFonts w:ascii="Calibri" w:cs="Calibri" w:eastAsia="Calibri" w:hAnsi="Calibri"/>
+          <w:color w:val="2E1F14"/>
+          <w:sz w:val="22"/>
+          <w:szCs w:val="22"/>
+        </w:rPr>
+        <w:t xml:space="preserve">(a)  Which legs must land together, and what does that mean for their phase offsets?</w:t>
       </w:r>
     </w:p>
     <w:p>
@@ -1990,7 +1692,134 @@
           <w:sz w:val="22"/>
           <w:szCs w:val="22"/>
         </w:rPr>
-        <w:t xml:space="preserve">Now try something wilder. Keep the custom sliders open. Can you make a trot with a suspension? A pace with a suspension (a flying pace)? Record one gait you invented below.</w:t>
+        <w:t xml:space="preserve">(b)  Build it. Write down your three offsets:  RH =  _______    LF =  _______    RF =  _______</w:t>
+      </w:r>
+    </w:p>
+    <w:p>
+      <w:pPr>
+        <w:spacing w:after="80" w:line="280"/>
+      </w:pPr>
+      <w:r>
+        <w:rPr>
+          <w:rFonts w:ascii="Calibri" w:cs="Calibri" w:eastAsia="Calibri" w:hAnsi="Calibri"/>
+          <w:color w:val="2E1F14"/>
+          <w:sz w:val="22"/>
+          <w:szCs w:val="22"/>
+        </w:rPr>
+        <w:t xml:space="preserve">(c)  Listen: turn on Hoofbeats (the 🔊 button). How many beats do you hear per stride?  _______</w:t>
+      </w:r>
+    </w:p>
+    <w:p>
+      <w:pPr>
+        <w:spacing w:after="80" w:line="280"/>
+      </w:pPr>
+      <w:r>
+        <w:rPr>
+          <w:rFonts w:ascii="Calibri" w:cs="Calibri" w:eastAsia="Calibri" w:hAnsi="Calibri"/>
+          <w:color w:val="2E1F14"/>
+          <w:sz w:val="22"/>
+          <w:szCs w:val="22"/>
+        </w:rPr>
+        <w:t xml:space="preserve">(d)  Lower the </w:t>
+      </w:r>
+      <w:r>
+        <w:rPr>
+          <w:rFonts w:ascii="Calibri" w:cs="Calibri" w:eastAsia="Calibri" w:hAnsi="Calibri"/>
+          <w:b/>
+          <w:bCs/>
+          <w:color w:val="2E1F14"/>
+          <w:sz w:val="22"/>
+          <w:szCs w:val="22"/>
+        </w:rPr>
+        <w:t xml:space="preserve">duty factor</w:t>
+      </w:r>
+      <w:r>
+        <w:rPr>
+          <w:rFonts w:ascii="Calibri" w:cs="Calibri" w:eastAsia="Calibri" w:hAnsi="Calibri"/>
+          <w:color w:val="2E1F14"/>
+          <w:sz w:val="22"/>
+          <w:szCs w:val="22"/>
+        </w:rPr>
+        <w:t xml:space="preserve"> slowly. At what duty factor does the horse first get a moment with all four feet in the air?  Duty ≈  _______</w:t>
+      </w:r>
+    </w:p>
+    <w:p>
+      <w:pPr>
+        <w:spacing w:after="80" w:line="280"/>
+      </w:pPr>
+      <w:r>
+        <w:rPr>
+          <w:rFonts w:ascii="Calibri" w:cs="Calibri" w:eastAsia="Calibri" w:hAnsi="Calibri"/>
+          <w:color w:val="2E1F14"/>
+          <w:sz w:val="22"/>
+          <w:szCs w:val="22"/>
+        </w:rPr>
+        <w:t xml:space="preserve">(e)  Compare your bound with </w:t>
+      </w:r>
+      <w:r>
+        <w:rPr>
+          <w:rFonts w:ascii="Calibri" w:cs="Calibri" w:eastAsia="Calibri" w:hAnsi="Calibri"/>
+          <w:i/>
+          <w:iCs/>
+          <w:color w:val="2E1F14"/>
+          <w:sz w:val="22"/>
+          <w:szCs w:val="22"/>
+        </w:rPr>
+        <w:t xml:space="preserve">Trot</w:t>
+      </w:r>
+      <w:r>
+        <w:rPr>
+          <w:rFonts w:ascii="Calibri" w:cs="Calibri" w:eastAsia="Calibri" w:hAnsi="Calibri"/>
+          <w:color w:val="2E1F14"/>
+          <w:sz w:val="22"/>
+          <w:szCs w:val="22"/>
+        </w:rPr>
+        <w:t xml:space="preserve"> and </w:t>
+      </w:r>
+      <w:r>
+        <w:rPr>
+          <w:rFonts w:ascii="Calibri" w:cs="Calibri" w:eastAsia="Calibri" w:hAnsi="Calibri"/>
+          <w:i/>
+          <w:iCs/>
+          <w:color w:val="2E1F14"/>
+          <w:sz w:val="22"/>
+          <w:szCs w:val="22"/>
+        </w:rPr>
+        <w:t xml:space="preserve">Pace</w:t>
+      </w:r>
+      <w:r>
+        <w:rPr>
+          <w:rFonts w:ascii="Calibri" w:cs="Calibri" w:eastAsia="Calibri" w:hAnsi="Calibri"/>
+          <w:color w:val="2E1F14"/>
+          <w:sz w:val="22"/>
+          <w:szCs w:val="22"/>
+        </w:rPr>
+        <w:t xml:space="preserve"> (press each). All three are two-beat gaits — what is different between them?</w:t>
+      </w:r>
+    </w:p>
+    <w:p>
+      <w:pPr>
+        <w:pBdr>
+          <w:bottom w:val="single" w:color="888888" w:sz="4" w:space="2"/>
+        </w:pBdr>
+        <w:spacing w:after="20" w:before="90"/>
+      </w:pPr>
+      <w:r>
+        <w:t xml:space="preserve"> </w:t>
+      </w:r>
+    </w:p>
+    <w:p>
+      <w:pPr>
+        <w:spacing w:after="80" w:line="280"/>
+      </w:pPr>
+      <w:r>
+        <w:rPr>
+          <w:rFonts w:ascii="Calibri" w:cs="Calibri" w:eastAsia="Calibri" w:hAnsi="Calibri"/>
+          <w:color w:val="2E1F14"/>
+          <w:sz w:val="22"/>
+          <w:szCs w:val="22"/>
+        </w:rPr>
+        <w:t xml:space="preserve">Now try something wilder. Can you make a trot with a suspension? A pace with a suspension (a flying pace)? Record one gait you invented below.</w:t>
       </w:r>
     </w:p>
     <w:tbl>
